--- a/Part-Two-Ch06-Bleeding-Kansas/The Kansas–Nebraska Act.docx
+++ b/Part-Two-Ch06-Bleeding-Kansas/The Kansas–Nebraska Act.docx
@@ -9,25 +9,22 @@
         <w:tblLook w:firstColumn="1" w:firstRow="1" w:lastColumn="0" w:lastRow="0" w:noHBand="0" w:noVBand="1" w:val="04A0"/>
       </w:tblPr>
       <w:tblGrid>
-        <w:gridCol w:w="9936"/>
+        <w:gridCol w:w="10224"/>
       </w:tblGrid>
       <w:tr>
         <w:tc>
           <w:tcPr>
-            <w:tcW w:type="dxa" w:w="9936"/>
+            <w:tcW w:type="dxa" w:w="10224"/>
             <w:shd w:val="clear" w:fill="B1442F"/>
           </w:tcPr>
           <w:p>
-            <w:pPr>
-              <w:jc w:val="left"/>
-            </w:pPr>
             <w:r>
               <w:rPr>
                 <w:b/>
                 <w:color w:val="FFE6DE"/>
                 <w:sz w:val="18"/>
               </w:rPr>
-              <w:t>CHAPTER 6 · DEEP DIVE · HOUSE &amp; DIVIDED</w:t>
+              <w:t>PROMISE &amp; PRACTICE  ·  DEEP DIVE  ·  SOURCE ANALYSIS</w:t>
             </w:r>
           </w:p>
           <w:p>
@@ -35,18 +32,19 @@
               <w:rPr>
                 <w:b/>
                 <w:color w:val="FFFFFF"/>
-                <w:sz w:val="40"/>
+                <w:sz w:val="42"/>
               </w:rPr>
-              <w:t>The Kansas–Nebraska Act</w:t>
+              <w:t>The Kansas–Nebraska Act — House &amp; Divided</w:t>
             </w:r>
           </w:p>
           <w:p>
             <w:r>
               <w:rPr>
+                <w:i/>
                 <w:color w:val="FFE6DE"/>
-                <w:sz w:val="21"/>
+                <w:sz w:val="22"/>
               </w:rPr>
-              <w:t>The dodge that erased the line — and set the country on fire. 1854.</w:t>
+              <w:t>Reading the Law — and Its Fuse</w:t>
             </w:r>
           </w:p>
         </w:tc>
@@ -64,7 +62,7 @@
         <w:rPr>
           <w:sz w:val="21"/>
         </w:rPr>
-        <w:t xml:space="preserve">__________________________    </w:t>
+        <w:t xml:space="preserve">______________________________    </w:t>
       </w:r>
       <w:r>
         <w:rPr>
@@ -90,30 +88,153 @@
         <w:rPr>
           <w:sz w:val="21"/>
         </w:rPr>
-        <w:t>______________</w:t>
+        <w:t>________________</w:t>
+      </w:r>
+    </w:p>
+    <w:tbl>
+      <w:tblPr>
+        <w:tblW w:type="auto" w:w="0"/>
+        <w:tblLayout w:type="autofit"/>
+        <w:tblLook w:firstColumn="1" w:firstRow="1" w:lastColumn="0" w:lastRow="0" w:noHBand="0" w:noVBand="1" w:val="04A0"/>
+      </w:tblPr>
+      <w:tblGrid>
+        <w:gridCol w:w="10224"/>
+      </w:tblGrid>
+      <w:tr>
+        <w:tc>
+          <w:tcPr>
+            <w:tcW w:type="dxa" w:w="10224"/>
+            <w:shd w:val="clear" w:fill="f4c04e"/>
+          </w:tcPr>
+          <w:p>
+            <w:r>
+              <w:rPr>
+                <w:b/>
+                <w:color w:val="5A4512"/>
+                <w:sz w:val="19"/>
+              </w:rPr>
+              <w:t xml:space="preserve">WHAT I CAN DO TODAY   </w:t>
+            </w:r>
+            <w:r>
+              <w:rPr>
+                <w:color w:val="5A4512"/>
+                <w:sz w:val="21"/>
+              </w:rPr>
+              <w:t>I can read primary sources about The Kansas–Nebraska Act — House &amp; Divided, weigh who made each one and why, and use evidence to answer historical questions.</w:t>
+            </w:r>
+          </w:p>
+        </w:tc>
+      </w:tr>
+    </w:tbl>
+    <w:p>
+      <w:r>
+        <w:rPr>
+          <w:b/>
+          <w:color w:val="B1442F"/>
+        </w:rPr>
+        <w:t xml:space="preserve">Directions. </w:t>
+      </w:r>
+      <w:r>
+        <w:rPr>
+          <w:sz w:val="22"/>
+        </w:rPr>
+        <w:t>Two short sources sit at the heart of this fight: the Act in its own words, and the answer a little-known Illinois lawyer gave it. Read both, then trace how one clause set off a chain reaction</w:t>
       </w:r>
     </w:p>
     <w:p/>
     <w:p>
       <w:r>
         <w:rPr>
+          <w:b/>
+          <w:color w:val="B1442F"/>
+          <w:sz w:val="26"/>
+        </w:rPr>
+        <w:t>THE SOURCES</w:t>
+      </w:r>
+    </w:p>
+    <w:p>
+      <w:pPr>
+        <w:spacing w:before="160"/>
+      </w:pPr>
+      <w:r>
+        <w:rPr>
+          <w:b/>
+          <w:color w:val="1C1714"/>
+          <w:sz w:val="23"/>
+        </w:rPr>
+        <w:t>SOURCE A · THE LAW ITSELF · 1854  —  The Kansas–Nebraska Act</w:t>
+      </w:r>
+    </w:p>
+    <w:p>
+      <w:pPr>
+        <w:ind w:left="432"/>
+      </w:pPr>
+      <w:r>
+        <w:rPr>
           <w:i/>
           <w:color w:val="1C1714"/>
           <w:sz w:val="22"/>
         </w:rPr>
-        <w:t>The dodge that erased the line — and set the country on fire. 1854.</w:t>
+        <w:t>“…the eighth section of the act preparatory to the admission of Missouri … [the Missouri Compromise] … is hereby declared inoperative and void; it being the true intent and meaning of this act not to legislate slavery into any Territory or State, nor to exclude it therefrom, but to leave the people thereof perfectly free to form and regulate their domestic institutions in their own way, subject only to the Constitution…”</w:t>
+        <w:br/>
+        <w:t>— Kansas–Nebraska Act, 1854. Public domain (U.S. Statutes at Large)</w:t>
+      </w:r>
+    </w:p>
+    <w:p>
+      <w:r>
+        <w:rPr>
+          <w:color w:val="6A6256"/>
+          <w:sz w:val="17"/>
+        </w:rPr>
+        <w:t>— Kansas–Nebraska Act, 1854. Public domain (U.S. Statutes at Large).</w:t>
       </w:r>
     </w:p>
     <w:p>
       <w:pPr>
-        <w:spacing w:after="80"/>
+        <w:spacing w:before="160"/>
       </w:pPr>
       <w:r>
         <w:rPr>
+          <w:b/>
           <w:color w:val="1C1714"/>
           <w:sz w:val="23"/>
         </w:rPr>
-        <w:t>Why did a law meant simply to organize the West instead push the nation toward civil war?</w:t>
+        <w:t>SOURCE B · THE REPLY · OCTOBER 16, 1854  —  Lincoln at Peoria</w:t>
+      </w:r>
+    </w:p>
+    <w:p>
+      <w:pPr>
+        <w:ind w:left="432"/>
+      </w:pPr>
+      <w:r>
+        <w:rPr>
+          <w:i/>
+          <w:color w:val="1C1714"/>
+          <w:sz w:val="22"/>
+        </w:rPr>
+        <w:t>“The doctrine of self-government is right — absolutely and eternally right… When the white man governs himself, that is self-government; but when he governs himself, and also governs another man, that is more than self-government — that is despotism. … [Slavery] deprives our republican example of its just influence in the world.”</w:t>
+        <w:br/>
+        <w:t>— Abraham Lincoln, Peoria, Illinois, 1854. Public domain</w:t>
+      </w:r>
+    </w:p>
+    <w:p>
+      <w:r>
+        <w:rPr>
+          <w:color w:val="6A6256"/>
+          <w:sz w:val="17"/>
+        </w:rPr>
+        <w:t>— Abraham Lincoln, Peoria, Illinois, 1854. Public domain.</w:t>
+      </w:r>
+    </w:p>
+    <w:p/>
+    <w:p>
+      <w:r>
+        <w:rPr>
+          <w:b/>
+          <w:color w:val="B1442F"/>
+          <w:sz w:val="26"/>
+        </w:rPr>
+        <w:t>YOUR WORK</w:t>
       </w:r>
     </w:p>
     <w:p>
@@ -123,54 +244,65 @@
       <w:r>
         <w:rPr>
           <w:b/>
-          <w:color w:val="B1442F"/>
-          <w:sz w:val="28"/>
+          <w:color w:val="FFFFFF"/>
+          <w:sz w:val="20"/>
+          <w:shd w:val="clear" w:fill="B1442F"/>
         </w:rPr>
-        <w:t>A Line in the Way</w:t>
+        <w:t xml:space="preserve">  QUESTION 1  </w:t>
+      </w:r>
+      <w:r>
+        <w:rPr>
+          <w:b/>
+          <w:color w:val="6A6256"/>
+          <w:sz w:val="18"/>
+        </w:rPr>
+        <w:t xml:space="preserve">   STEP 1 · WHAT THE LAW SAYS</w:t>
       </w:r>
     </w:p>
     <w:p>
       <w:r>
         <w:rPr>
-          <w:b/>
-          <w:color w:val="6A6256"/>
-          <w:sz w:val="17"/>
+          <w:b w:val="0"/>
+          <w:color w:val="1C1714"/>
+          <w:sz w:val="23"/>
         </w:rPr>
-        <w:t>1854 · THE PROBLEM</w:t>
+        <w:t>In your own words, what did the Act let the settlers of Kansas and Nebraska decide? Quote the phrase from Source A that says so.</w:t>
       </w:r>
     </w:p>
     <w:p>
       <w:pPr>
-        <w:spacing w:after="80"/>
+        <w:spacing w:after="120"/>
       </w:pPr>
       <w:r>
         <w:rPr>
-          <w:color w:val="1C1714"/>
-          <w:sz w:val="23"/>
+          <w:color w:val="9A9286"/>
+          <w:sz w:val="22"/>
         </w:rPr>
-        <w:t>The country wanted a transcontinental railroad, and to build one across the northern plains it first had to organize that land into territories — Kansas and Nebraska.</w:t>
+        <w:t>____________________________________________________________________________________________</w:t>
       </w:r>
     </w:p>
     <w:p>
       <w:pPr>
-        <w:spacing w:after="80"/>
+        <w:spacing w:after="120"/>
       </w:pPr>
       <w:r>
         <w:rPr>
-          <w:color w:val="1C1714"/>
-          <w:sz w:val="23"/>
+          <w:color w:val="9A9286"/>
+          <w:sz w:val="22"/>
         </w:rPr>
-        <w:t>But there was a problem. Both lay north of the 36°30′ line, where the Missouri Compromise of 1820 had banned slavery forever. To organize them was to reopen the one question everyone had spent thirty years trying to keep shut.</w:t>
+        <w:t>____________________________________________________________________________________________</w:t>
       </w:r>
     </w:p>
     <w:p>
+      <w:pPr>
+        <w:spacing w:after="120"/>
+      </w:pPr>
       <w:r>
         <w:rPr>
-          <w:i/>
-          <w:color w:val="6A6256"/>
-          <w:sz w:val="17"/>
+          <w:color w:val="9A9286"/>
+          <w:sz w:val="22"/>
         </w:rPr>
-        <w:t>The United States in 1854 — map, © ShadowDog Digital Studios (SDS Digital Collection).</w:t>
+        <w:t>____________________________________________________________________________________________</w:t>
       </w:r>
     </w:p>
     <w:p>
@@ -180,44 +312,65 @@
       <w:r>
         <w:rPr>
           <w:b/>
-          <w:color w:val="B1442F"/>
-          <w:sz w:val="28"/>
+          <w:color w:val="FFFFFF"/>
+          <w:sz w:val="20"/>
+          <w:shd w:val="clear" w:fill="B1442F"/>
         </w:rPr>
-        <w:t>A Clever Solution</w:t>
+        <w:t xml:space="preserve">  QUESTION 2  </w:t>
+      </w:r>
+      <w:r>
+        <w:rPr>
+          <w:b/>
+          <w:color w:val="6A6256"/>
+          <w:sz w:val="18"/>
+        </w:rPr>
+        <w:t xml:space="preserve">   STEP 2 · THE COUNTER-ARGUMENT</w:t>
       </w:r>
     </w:p>
     <w:p>
       <w:r>
         <w:rPr>
-          <w:b/>
-          <w:color w:val="6A6256"/>
-          <w:sz w:val="17"/>
+          <w:b w:val="0"/>
+          <w:color w:val="1C1714"/>
+          <w:sz w:val="23"/>
         </w:rPr>
-        <w:t>STEPHEN DOUGLAS</w:t>
+        <w:t>According to Source B, why does Lincoln say voting to allow slavery is NOT really “self-government”? Put his logic in one or two sentences.</w:t>
       </w:r>
     </w:p>
     <w:p>
       <w:pPr>
-        <w:spacing w:after="80"/>
+        <w:spacing w:after="120"/>
       </w:pPr>
       <w:r>
         <w:rPr>
-          <w:color w:val="1C1714"/>
-          <w:sz w:val="23"/>
+          <w:color w:val="9A9286"/>
+          <w:sz w:val="22"/>
         </w:rPr>
-        <w:t>Senator Stephen Douglas of Illinois had a fix. Let the settlers themselves vote on whether to allow slavery — an idea he called popular sovereignty. It sounded democratic, and it let Congress avoid taking a side.</w:t>
+        <w:t>____________________________________________________________________________________________</w:t>
       </w:r>
     </w:p>
     <w:p>
       <w:pPr>
-        <w:spacing w:after="80"/>
+        <w:spacing w:after="120"/>
       </w:pPr>
       <w:r>
         <w:rPr>
-          <w:color w:val="1C1714"/>
-          <w:sz w:val="23"/>
+          <w:color w:val="9A9286"/>
+          <w:sz w:val="22"/>
         </w:rPr>
-        <w:t>But to win the Southern votes he needed, Douglas went further: his bill declared the Missouri Compromise line “inoperative and void.” With a single clause, the law that had held the peace for a generation was erased.</w:t>
+        <w:t>____________________________________________________________________________________________</w:t>
+      </w:r>
+    </w:p>
+    <w:p>
+      <w:pPr>
+        <w:spacing w:after="120"/>
+      </w:pPr>
+      <w:r>
+        <w:rPr>
+          <w:color w:val="9A9286"/>
+          <w:sz w:val="22"/>
+        </w:rPr>
+        <w:t>____________________________________________________________________________________________</w:t>
       </w:r>
     </w:p>
     <w:p>
@@ -227,40 +380,77 @@
       <w:r>
         <w:rPr>
           <w:b/>
-          <w:color w:val="B1442F"/>
-          <w:sz w:val="28"/>
+          <w:color w:val="FFFFFF"/>
+          <w:sz w:val="20"/>
+          <w:shd w:val="clear" w:fill="B1442F"/>
         </w:rPr>
-        <w:t>The Line, Erased</w:t>
+        <w:t xml:space="preserve">  QUESTION 3  </w:t>
+      </w:r>
+      <w:r>
+        <w:rPr>
+          <w:b/>
+          <w:color w:val="6A6256"/>
+          <w:sz w:val="18"/>
+        </w:rPr>
+        <w:t xml:space="preserve">   STEP 2 · THE COUNTER-ARGUMENT</w:t>
       </w:r>
     </w:p>
     <w:p>
       <w:r>
         <w:rPr>
-          <w:b/>
-          <w:color w:val="6A6256"/>
-          <w:sz w:val="17"/>
+          <w:b w:val="0"/>
+          <w:color w:val="1C1714"/>
+          <w:sz w:val="23"/>
         </w:rPr>
-        <w:t>WHAT CHANGED</w:t>
+        <w:t>Lincoln's whole objection depends on one assumption. Which is it?</w:t>
       </w:r>
     </w:p>
     <w:p>
+      <w:pPr>
+        <w:spacing w:after="40"/>
+        <w:ind w:left="432"/>
+      </w:pPr>
       <w:r>
         <w:rPr>
-          <w:i/>
-          <w:color w:val="1C1714"/>
           <w:sz w:val="22"/>
         </w:rPr>
-        <w:t>For 34 years a line fixed by Congress decided the question. The Act handed it to a vote.</w:t>
+        <w:t>☐  A.  that most settlers secretly opposed slavery</w:t>
       </w:r>
     </w:p>
     <w:p>
+      <w:pPr>
+        <w:spacing w:after="40"/>
+        <w:ind w:left="432"/>
+      </w:pPr>
       <w:r>
         <w:rPr>
-          <w:i/>
-          <w:color w:val="6A6256"/>
-          <w:sz w:val="17"/>
+          <w:sz w:val="22"/>
         </w:rPr>
-        <w:t>“The Line, Erased” — illustration, © ShadowDog Digital Studios (SDS Digital Collection)</w:t>
+        <w:t>☐  B.  that the enslaved person is a man — a human being, not property</w:t>
+      </w:r>
+    </w:p>
+    <w:p>
+      <w:pPr>
+        <w:spacing w:after="40"/>
+        <w:ind w:left="432"/>
+      </w:pPr>
+      <w:r>
+        <w:rPr>
+          <w:sz w:val="22"/>
+        </w:rPr>
+        <w:t>☐  C.  that Congress, not voters, should build the railroad</w:t>
+      </w:r>
+    </w:p>
+    <w:p>
+      <w:pPr>
+        <w:spacing w:after="40"/>
+        <w:ind w:left="432"/>
+      </w:pPr>
+      <w:r>
+        <w:rPr>
+          <w:sz w:val="22"/>
+        </w:rPr>
+        <w:t>☐  D.  that Kansas was too far north to grow cotton</w:t>
       </w:r>
     </w:p>
     <w:p>
@@ -270,44 +460,65 @@
       <w:r>
         <w:rPr>
           <w:b/>
-          <w:color w:val="B1442F"/>
-          <w:sz w:val="28"/>
+          <w:color w:val="FFFFFF"/>
+          <w:sz w:val="20"/>
+          <w:shd w:val="clear" w:fill="B1442F"/>
         </w:rPr>
-        <w:t>A New Party Is Born</w:t>
+        <w:t xml:space="preserve">  LINK 1 — THE SPARK  </w:t>
+      </w:r>
+      <w:r>
+        <w:rPr>
+          <w:b/>
+          <w:color w:val="6A6256"/>
+          <w:sz w:val="18"/>
+        </w:rPr>
+        <w:t xml:space="preserve">   STEP 3 · TRACING THE FUSE</w:t>
       </w:r>
     </w:p>
     <w:p>
       <w:r>
         <w:rPr>
-          <w:b/>
-          <w:color w:val="6A6256"/>
-          <w:sz w:val="17"/>
+          <w:b w:val="0"/>
+          <w:color w:val="1C1714"/>
+          <w:sz w:val="23"/>
         </w:rPr>
-        <w:t>THE FIRESTORM</w:t>
+        <w:t>CAUSE: The Act erases the Missouri Compromise line.  →  EFFECT in the North: what new political party is born, and why?</w:t>
       </w:r>
     </w:p>
     <w:p>
       <w:pPr>
-        <w:spacing w:after="80"/>
+        <w:spacing w:after="120"/>
       </w:pPr>
       <w:r>
         <w:rPr>
-          <w:color w:val="1C1714"/>
-          <w:sz w:val="23"/>
+          <w:color w:val="9A9286"/>
+          <w:sz w:val="22"/>
         </w:rPr>
-        <w:t>The North erupted. Land that had been promised free could now be made slave by a show of hands. To many Northerners it felt like a betrayal — proof that the “Slave Power” would stop at nothing.</w:t>
+        <w:t>____________________________________________________________________________________________</w:t>
       </w:r>
     </w:p>
     <w:p>
       <w:pPr>
-        <w:spacing w:after="80"/>
+        <w:spacing w:after="120"/>
       </w:pPr>
       <w:r>
         <w:rPr>
-          <w:color w:val="1C1714"/>
-          <w:sz w:val="23"/>
+          <w:color w:val="9A9286"/>
+          <w:sz w:val="22"/>
         </w:rPr>
-        <w:t>The old party system shattered. Anti-slavery Whigs, Free-Soilers, and disgusted Democrats joined together into a brand-new party built on one promise — stop the spread of slavery. They called themselves Republicans.</w:t>
+        <w:t>____________________________________________________________________________________________</w:t>
+      </w:r>
+    </w:p>
+    <w:p>
+      <w:pPr>
+        <w:spacing w:after="120"/>
+      </w:pPr>
+      <w:r>
+        <w:rPr>
+          <w:color w:val="9A9286"/>
+          <w:sz w:val="22"/>
+        </w:rPr>
+        <w:t>____________________________________________________________________________________________</w:t>
       </w:r>
     </w:p>
     <w:p>
@@ -317,76 +528,65 @@
       <w:r>
         <w:rPr>
           <w:b/>
-          <w:color w:val="B1442F"/>
-          <w:sz w:val="28"/>
+          <w:color w:val="FFFFFF"/>
+          <w:sz w:val="20"/>
+          <w:shd w:val="clear" w:fill="B1442F"/>
         </w:rPr>
-        <w:t>A Race for Kansas</w:t>
+        <w:t xml:space="preserve">  LINK 2 — THE RUSH  </w:t>
+      </w:r>
+      <w:r>
+        <w:rPr>
+          <w:b/>
+          <w:color w:val="6A6256"/>
+          <w:sz w:val="18"/>
+        </w:rPr>
+        <w:t xml:space="preserve">   STEP 3 · TRACING THE FUSE</w:t>
       </w:r>
     </w:p>
     <w:p>
       <w:r>
         <w:rPr>
-          <w:b/>
-          <w:color w:val="6A6256"/>
-          <w:sz w:val="17"/>
+          <w:b w:val="0"/>
+          <w:color w:val="1C1714"/>
+          <w:sz w:val="23"/>
         </w:rPr>
-        <w:t>ON THE GROUND</w:t>
+        <w:t>CAUSE: Slavery in Kansas now depends on a vote.  →  EFFECT in Kansas: what do both sides do, and what two things go wrong?</w:t>
       </w:r>
     </w:p>
     <w:p>
       <w:pPr>
-        <w:spacing w:after="80"/>
+        <w:spacing w:after="120"/>
       </w:pPr>
       <w:r>
         <w:rPr>
-          <w:color w:val="1C1714"/>
-          <w:sz w:val="23"/>
+          <w:color w:val="9A9286"/>
+          <w:sz w:val="22"/>
         </w:rPr>
-        <w:t>If slavery in Kansas came down to a vote, then the vote itself became the battlefield. Pro-slavery “border ruffians” poured across from Missouri to cast illegal ballots; Northern societies shipped in free-soil settlers — and rifles.</w:t>
+        <w:t>____________________________________________________________________________________________</w:t>
       </w:r>
     </w:p>
     <w:p>
       <w:pPr>
-        <w:spacing w:after="80"/>
+        <w:spacing w:after="120"/>
       </w:pPr>
       <w:r>
         <w:rPr>
-          <w:color w:val="1C1714"/>
-          <w:sz w:val="23"/>
+          <w:color w:val="9A9286"/>
+          <w:sz w:val="22"/>
         </w:rPr>
-        <w:t>The result was two rival governments, each calling the other a fraud, and elections no one could trust. Popular sovereignty, meant to let the people decide peacefully, had instead handed Kansas to whoever showed up armed.</w:t>
-      </w:r>
-    </w:p>
-    <w:p>
-      <w:r>
-        <w:rPr>
-          <w:i/>
-          <w:color w:val="6A6256"/>
-          <w:sz w:val="17"/>
-        </w:rPr>
-        <w:t>“Smoking Him Out” — lithograph, 1856, public domain (Library of Congress).</w:t>
-      </w:r>
-    </w:p>
-    <w:p>
-      <w:r>
-        <w:rPr>
-          <w:b/>
-          <w:color w:val="6A6256"/>
-          <w:sz w:val="17"/>
-        </w:rPr>
-        <w:t>ABRAHAM LINCOLN · PEORIA, ILLINOIS · OCTOBER 1854</w:t>
+        <w:t>____________________________________________________________________________________________</w:t>
       </w:r>
     </w:p>
     <w:p>
       <w:pPr>
-        <w:spacing w:after="80"/>
+        <w:spacing w:after="120"/>
       </w:pPr>
       <w:r>
         <w:rPr>
-          <w:color w:val="1C1714"/>
-          <w:sz w:val="23"/>
+          <w:color w:val="9A9286"/>
+          <w:sz w:val="22"/>
         </w:rPr>
-        <w:t>The doctrine of self-government is right — absolutely and eternally right. But … when [a man] governs himself, and also governs another man, that is more than self-government — that is despotism.</w:t>
+        <w:t>____________________________________________________________________________________________</w:t>
       </w:r>
     </w:p>
     <w:p>
@@ -396,54 +596,65 @@
       <w:r>
         <w:rPr>
           <w:b/>
-          <w:color w:val="B1442F"/>
-          <w:sz w:val="28"/>
+          <w:color w:val="FFFFFF"/>
+          <w:sz w:val="20"/>
+          <w:shd w:val="clear" w:fill="B1442F"/>
         </w:rPr>
-        <w:t>The Fuse Is Lit</w:t>
+        <w:t xml:space="preserve">  LINK 3 — THE RESULT  </w:t>
+      </w:r>
+      <w:r>
+        <w:rPr>
+          <w:b/>
+          <w:color w:val="6A6256"/>
+          <w:sz w:val="18"/>
+        </w:rPr>
+        <w:t xml:space="preserve">   STEP 3 · TRACING THE FUSE</w:t>
       </w:r>
     </w:p>
     <w:p>
       <w:r>
         <w:rPr>
-          <w:b/>
-          <w:color w:val="6A6256"/>
-          <w:sz w:val="17"/>
+          <w:b w:val="0"/>
+          <w:color w:val="1C1714"/>
+          <w:sz w:val="23"/>
         </w:rPr>
-        <w:t>WHAT ONE LAW SET OFF</w:t>
+        <w:t>CAUSE: Two fake governments and distrusted elections.  →  EFFECT: what does the territory become known as, and why is it called a “rehearsal” for civil war?</w:t>
       </w:r>
     </w:p>
     <w:p>
       <w:pPr>
-        <w:spacing w:after="80"/>
+        <w:spacing w:after="120"/>
       </w:pPr>
       <w:r>
         <w:rPr>
-          <w:color w:val="1C1714"/>
-          <w:sz w:val="23"/>
+          <w:color w:val="9A9286"/>
+          <w:sz w:val="22"/>
         </w:rPr>
-        <w:t>Douglas thought he was clearing a path for a railroad. Instead he had reopened the deepest wound in American politics and poured gunpowder into it.</w:t>
+        <w:t>____________________________________________________________________________________________</w:t>
       </w:r>
     </w:p>
     <w:p>
       <w:pPr>
-        <w:spacing w:after="80"/>
+        <w:spacing w:after="120"/>
       </w:pPr>
       <w:r>
         <w:rPr>
-          <w:color w:val="1C1714"/>
-          <w:sz w:val="23"/>
+          <w:color w:val="9A9286"/>
+          <w:sz w:val="22"/>
         </w:rPr>
-        <w:t>The Act did not settle slavery — it nationalized the fight, created the party that would elect Lincoln, and turned Kansas into a rehearsal for the war to come.</w:t>
+        <w:t>____________________________________________________________________________________________</w:t>
       </w:r>
     </w:p>
     <w:p>
+      <w:pPr>
+        <w:spacing w:after="120"/>
+      </w:pPr>
       <w:r>
         <w:rPr>
-          <w:i/>
-          <w:color w:val="6A6256"/>
-          <w:sz w:val="17"/>
+          <w:color w:val="9A9286"/>
+          <w:sz w:val="22"/>
         </w:rPr>
-        <w:t>Bleeding Kansas — political cartoon, 1856, public domain (Library of Congress).</w:t>
+        <w:t>____________________________________________________________________________________________</w:t>
       </w:r>
     </w:p>
     <w:p>
@@ -453,90 +664,67 @@
       <w:r>
         <w:rPr>
           <w:b/>
-          <w:color w:val="B1442F"/>
-          <w:sz w:val="28"/>
+          <w:color w:val="FFFFFF"/>
+          <w:sz w:val="20"/>
+          <w:shd w:val="clear" w:fill="B1442F"/>
         </w:rPr>
-        <w:t>The Rehearsal for War</w:t>
+        <w:t xml:space="preserve">  QUESTION 7  </w:t>
+      </w:r>
+      <w:r>
+        <w:rPr>
+          <w:b/>
+          <w:color w:val="6A6256"/>
+          <w:sz w:val="18"/>
+        </w:rPr>
+        <w:t xml:space="preserve">   STEP 4 · WHY IT MATTERS</w:t>
       </w:r>
     </w:p>
     <w:p>
       <w:r>
         <w:rPr>
-          <w:b/>
-          <w:color w:val="6A6256"/>
-          <w:sz w:val="17"/>
+          <w:b w:val="0"/>
+          <w:color w:val="1C1714"/>
+          <w:sz w:val="23"/>
         </w:rPr>
-        <w:t>WHY IT MATTERS</w:t>
+        <w:t>Douglas said he was just letting people govern themselves. In one or two sentences: was popular sovereignty a fair democratic idea, a reckless mistake, or both? Use the sources to defend your answer.</w:t>
       </w:r>
     </w:p>
     <w:p>
       <w:pPr>
-        <w:spacing w:after="80"/>
+        <w:spacing w:after="120"/>
       </w:pPr>
       <w:r>
         <w:rPr>
-          <w:color w:val="1C1714"/>
-          <w:sz w:val="23"/>
+          <w:color w:val="9A9286"/>
+          <w:sz w:val="22"/>
         </w:rPr>
-        <w:t>Historians often mark the Kansas–Nebraska Act as the moment compromise stopped working. Every deal before it had tried to draw a line and hold it. This law tore the last line up.</w:t>
+        <w:t>____________________________________________________________________________________________</w:t>
       </w:r>
     </w:p>
     <w:p>
       <w:pPr>
-        <w:spacing w:after="80"/>
+        <w:spacing w:after="120"/>
       </w:pPr>
       <w:r>
         <w:rPr>
-          <w:color w:val="1C1714"/>
-          <w:sz w:val="23"/>
+          <w:color w:val="9A9286"/>
+          <w:sz w:val="22"/>
         </w:rPr>
-        <w:t>After 1854 the question was no longer how to balance slave and free, but whether the country could survive half-slave and half-free at all. Everything in this chapter — Sumner, Dred Scott, Lincoln and Douglas, John Brown, 1860 — flows from here.</w:t>
-      </w:r>
-    </w:p>
-    <w:p>
-      <w:r>
-        <w:rPr>
-          <w:i/>
-          <w:color w:val="6A6256"/>
-          <w:sz w:val="17"/>
-        </w:rPr>
-        <w:t>“Smoking Him Out” — lithograph, 1856, public domain (Library of Congress).</w:t>
+        <w:t>____________________________________________________________________________________________</w:t>
       </w:r>
     </w:p>
     <w:p>
       <w:pPr>
-        <w:spacing w:before="200"/>
+        <w:spacing w:after="120"/>
       </w:pPr>
       <w:r>
         <w:rPr>
-          <w:b/>
-          <w:color w:val="B1442F"/>
-          <w:sz w:val="28"/>
+          <w:color w:val="9A9286"/>
+          <w:sz w:val="22"/>
         </w:rPr>
-        <w:t>Read It Like a Historian</w:t>
+        <w:t>____________________________________________________________________________________________</w:t>
       </w:r>
     </w:p>
-    <w:p>
-      <w:r>
-        <w:rPr>
-          <w:b/>
-          <w:color w:val="6A6256"/>
-          <w:sz w:val="17"/>
-        </w:rPr>
-        <w:t>YOUR TURN</w:t>
-      </w:r>
-    </w:p>
-    <w:p>
-      <w:r>
-        <w:rPr>
-          <w:i/>
-          <w:color w:val="1C1714"/>
-          <w:sz w:val="22"/>
-        </w:rPr>
-        <w:t>You've seen the story. Now work the evidence: read the law in its own words and Lincoln's answer to it, then trace how one clause set off a chain of consequences.</w:t>
-      </w:r>
-    </w:p>
-    <w:p/>
     <w:p>
       <w:pPr>
         <w:jc w:val="center"/>
@@ -549,9 +737,247 @@
         <w:t>Promise &amp; Practice · ShadowDog Digital Studios · Unit 2</w:t>
       </w:r>
     </w:p>
+    <w:p>
+      <w:r>
+        <w:br w:type="page"/>
+      </w:r>
+    </w:p>
+    <w:tbl>
+      <w:tblPr>
+        <w:tblW w:type="auto" w:w="0"/>
+        <w:tblLayout w:type="autofit"/>
+        <w:tblLook w:firstColumn="1" w:firstRow="1" w:lastColumn="0" w:lastRow="0" w:noHBand="0" w:noVBand="1" w:val="04A0"/>
+      </w:tblPr>
+      <w:tblGrid>
+        <w:gridCol w:w="10224"/>
+      </w:tblGrid>
+      <w:tr>
+        <w:tc>
+          <w:tcPr>
+            <w:tcW w:type="dxa" w:w="10224"/>
+            <w:shd w:val="clear" w:fill="2c2219"/>
+          </w:tcPr>
+          <w:p>
+            <w:r>
+              <w:rPr>
+                <w:b/>
+                <w:color w:val="F0A184"/>
+                <w:sz w:val="28"/>
+              </w:rPr>
+              <w:t>TEACHER ANSWER KEY  —  The Kansas–Nebraska Act — House &amp; Divided</w:t>
+            </w:r>
+          </w:p>
+        </w:tc>
+      </w:tr>
+    </w:tbl>
+    <w:p/>
+    <w:p>
+      <w:r>
+        <w:rPr>
+          <w:b/>
+          <w:color w:val="B1442F"/>
+          <w:sz w:val="22"/>
+        </w:rPr>
+        <w:t xml:space="preserve">QUESTION 1:  </w:t>
+      </w:r>
+      <w:r>
+        <w:rPr>
+          <w:sz w:val="22"/>
+        </w:rPr>
+        <w:t>Open response.</w:t>
+      </w:r>
+    </w:p>
+    <w:p>
+      <w:pPr>
+        <w:ind w:left="432"/>
+      </w:pPr>
+      <w:r>
+        <w:rPr>
+          <w:i/>
+          <w:color w:val="6A6256"/>
+          <w:sz w:val="21"/>
+        </w:rPr>
+        <w:t>Look for a response along the lines of: “The Act let settlers… The phrase is “…”.”</w:t>
+      </w:r>
+    </w:p>
+    <w:p>
+      <w:r>
+        <w:rPr>
+          <w:b/>
+          <w:color w:val="B1442F"/>
+          <w:sz w:val="22"/>
+        </w:rPr>
+        <w:t xml:space="preserve">QUESTION 2:  </w:t>
+      </w:r>
+      <w:r>
+        <w:rPr>
+          <w:sz w:val="22"/>
+        </w:rPr>
+        <w:t>Open response.</w:t>
+      </w:r>
+    </w:p>
+    <w:p>
+      <w:pPr>
+        <w:ind w:left="432"/>
+      </w:pPr>
+      <w:r>
+        <w:rPr>
+          <w:i/>
+          <w:color w:val="6A6256"/>
+          <w:sz w:val="21"/>
+        </w:rPr>
+        <w:t>Look for a response along the lines of: “Lincoln argues that…”</w:t>
+      </w:r>
+    </w:p>
+    <w:p>
+      <w:r>
+        <w:rPr>
+          <w:b/>
+          <w:color w:val="B1442F"/>
+          <w:sz w:val="22"/>
+        </w:rPr>
+        <w:t xml:space="preserve">QUESTION 3:  </w:t>
+      </w:r>
+      <w:r>
+        <w:rPr>
+          <w:b/>
+          <w:sz w:val="22"/>
+        </w:rPr>
+        <w:t>Correct — B. that the enslaved person is a man — a human being, not property</w:t>
+      </w:r>
+    </w:p>
+    <w:p>
+      <w:pPr>
+        <w:ind w:left="432"/>
+      </w:pPr>
+      <w:r>
+        <w:rPr>
+          <w:i/>
+          <w:color w:val="6A6256"/>
+          <w:sz w:val="21"/>
+        </w:rPr>
+        <w:t>Right. Lincoln's logic only works if the enslaved person is a man — a human being with a self to govern. That is the real question the Act tried to dodge.</w:t>
+      </w:r>
+    </w:p>
+    <w:p>
+      <w:r>
+        <w:rPr>
+          <w:b/>
+          <w:color w:val="B1442F"/>
+          <w:sz w:val="22"/>
+        </w:rPr>
+        <w:t xml:space="preserve">LINK 1 — THE SPARK:  </w:t>
+      </w:r>
+      <w:r>
+        <w:rPr>
+          <w:sz w:val="22"/>
+        </w:rPr>
+        <w:t>Open response.</w:t>
+      </w:r>
+    </w:p>
+    <w:p>
+      <w:pPr>
+        <w:ind w:left="432"/>
+      </w:pPr>
+      <w:r>
+        <w:rPr>
+          <w:i/>
+          <w:color w:val="6A6256"/>
+          <w:sz w:val="21"/>
+        </w:rPr>
+        <w:t>Look for a response along the lines of: “Because free land could now become slave land, Northerners formed…”</w:t>
+      </w:r>
+    </w:p>
+    <w:p>
+      <w:r>
+        <w:rPr>
+          <w:b/>
+          <w:color w:val="B1442F"/>
+          <w:sz w:val="22"/>
+        </w:rPr>
+        <w:t xml:space="preserve">LINK 2 — THE RUSH:  </w:t>
+      </w:r>
+      <w:r>
+        <w:rPr>
+          <w:sz w:val="22"/>
+        </w:rPr>
+        <w:t>Open response.</w:t>
+      </w:r>
+    </w:p>
+    <w:p>
+      <w:pPr>
+        <w:ind w:left="432"/>
+      </w:pPr>
+      <w:r>
+        <w:rPr>
+          <w:i/>
+          <w:color w:val="6A6256"/>
+          <w:sz w:val="21"/>
+        </w:rPr>
+        <w:t>Look for a response along the lines of: “Both sides rush in settlers, which leads to… and…”</w:t>
+      </w:r>
+    </w:p>
+    <w:p>
+      <w:r>
+        <w:rPr>
+          <w:b/>
+          <w:color w:val="B1442F"/>
+          <w:sz w:val="22"/>
+        </w:rPr>
+        <w:t xml:space="preserve">LINK 3 — THE RESULT:  </w:t>
+      </w:r>
+      <w:r>
+        <w:rPr>
+          <w:sz w:val="22"/>
+        </w:rPr>
+        <w:t>Open response.</w:t>
+      </w:r>
+    </w:p>
+    <w:p>
+      <w:pPr>
+        <w:ind w:left="432"/>
+      </w:pPr>
+      <w:r>
+        <w:rPr>
+          <w:i/>
+          <w:color w:val="6A6256"/>
+          <w:sz w:val="21"/>
+        </w:rPr>
+        <w:t>Look for a response along the lines of: “Kansas becomes known as… It is a rehearsal because…”</w:t>
+      </w:r>
+    </w:p>
+    <w:p>
+      <w:r>
+        <w:rPr>
+          <w:b/>
+          <w:color w:val="B1442F"/>
+          <w:sz w:val="22"/>
+        </w:rPr>
+        <w:t xml:space="preserve">QUESTION 7:  </w:t>
+      </w:r>
+      <w:r>
+        <w:rPr>
+          <w:sz w:val="22"/>
+        </w:rPr>
+        <w:t>Open response.</w:t>
+      </w:r>
+    </w:p>
+    <w:p>
+      <w:pPr>
+        <w:ind w:left="432"/>
+      </w:pPr>
+      <w:r>
+        <w:rPr>
+          <w:i/>
+          <w:color w:val="6A6256"/>
+          <w:sz w:val="21"/>
+        </w:rPr>
+        <w:t>Look for a response along the lines of: “I think popular sovereignty was… because…”</w:t>
+      </w:r>
+    </w:p>
     <w:sectPr>
       <w:pgSz w:w="12240" w:h="15840"/>
-      <w:pgMar w:top="1152" w:right="1152" w:bottom="1152" w:left="1152" w:header="720" w:footer="720" w:gutter="0"/>
+      <w:pgMar w:top="1008" w:right="1008" w:bottom="1008" w:left="1008" w:header="720" w:footer="720" w:gutter="0"/>
       <w:cols w:space="720"/>
       <w:docGrid w:linePitch="360"/>
     </w:sectPr>
